--- a/docs/Budgets/NUEVOS PRESUPUESTOS PARA IMPRIMIR/TRANSFERENCIA EMBRIONARIA.docx
+++ b/docs/Budgets/NUEVOS PRESUPUESTOS PARA IMPRIMIR/TRANSFERENCIA EMBRIONARIA.docx
@@ -151,7 +151,7 @@
           <w:highlight w:val="white"/>
           <w:rtl w:val="0"/>
         </w:rPr>
-        <w:t xml:space="preserve">Villavicencio Huamani, Lilia Lady</w:t>
+        <w:t>Paciente de Ejemplo</w:t>
       </w:r>
       <w:r>
         <w:rPr>
